--- a/3_paciales/2_parcial/parcial_2_1.docx
+++ b/3_paciales/2_parcial/parcial_2_1.docx
@@ -44,7 +44,7 @@
     <w:p>
       <w:r>
         <w:pict w14:anchorId="5D046CE8">
-          <v:rect id="_x0000_i1073" style="width:0;height:1.5pt" o:hralign="center" o:hrstd="t" o:hrnoshade="t" o:hr="t" fillcolor="gray" stroked="f"/>
+          <v:rect id="_x0000_i1025" style="width:0;height:1.5pt" o:hralign="center" o:hrstd="t" o:hrnoshade="t" o:hr="t" fillcolor="gray" stroked="f"/>
         </w:pict>
       </w:r>
     </w:p>
@@ -90,7 +90,7 @@
     <w:p>
       <w:r>
         <w:pict w14:anchorId="0DD2F3C0">
-          <v:rect id="_x0000_i1074" style="width:0;height:1.5pt" o:hralign="center" o:hrstd="t" o:hrnoshade="t" o:hr="t" fillcolor="gray" stroked="f"/>
+          <v:rect id="_x0000_i1026" style="width:0;height:1.5pt" o:hralign="center" o:hrstd="t" o:hrnoshade="t" o:hr="t" fillcolor="gray" stroked="f"/>
         </w:pict>
       </w:r>
     </w:p>
@@ -155,7 +155,7 @@
     <w:p>
       <w:r>
         <w:pict w14:anchorId="70DDBCB4">
-          <v:rect id="_x0000_i1075" style="width:0;height:1.5pt" o:hralign="center" o:hrstd="t" o:hrnoshade="t" o:hr="t" fillcolor="gray" stroked="f"/>
+          <v:rect id="_x0000_i1027" style="width:0;height:1.5pt" o:hralign="center" o:hrstd="t" o:hrnoshade="t" o:hr="t" fillcolor="gray" stroked="f"/>
         </w:pict>
       </w:r>
     </w:p>
@@ -196,7 +196,15 @@
         <w:t>v = (v1, v2)</w:t>
       </w:r>
       <w:r>
-        <w:t xml:space="preserve"> y determine, mediante condicionales anidados o elif, si los vectores son:</w:t>
+        <w:t xml:space="preserve"> y determine, mediante condicionales anidados o </w:t>
+      </w:r>
+      <w:proofErr w:type="spellStart"/>
+      <w:r>
+        <w:t>elif</w:t>
+      </w:r>
+      <w:proofErr w:type="spellEnd"/>
+      <w:r>
+        <w:t>, si los vectores son:</w:t>
       </w:r>
     </w:p>
     <w:p>
@@ -232,7 +240,15 @@
         <w:t>Paralelos</w:t>
       </w:r>
       <w:r>
-        <w:t xml:space="preserve"> (Existe un k tal que u = kv).</w:t>
+        <w:t xml:space="preserve"> (Existe un k tal que u = </w:t>
+      </w:r>
+      <w:proofErr w:type="spellStart"/>
+      <w:r>
+        <w:t>kv</w:t>
+      </w:r>
+      <w:proofErr w:type="spellEnd"/>
+      <w:r>
+        <w:t>).</w:t>
       </w:r>
     </w:p>
     <w:p>
@@ -263,7 +279,7 @@
       <w:r>
         <w:lastRenderedPageBreak/>
         <w:pict w14:anchorId="059D28D3">
-          <v:rect id="_x0000_i1076" style="width:0;height:1.5pt" o:hralign="center" o:hrstd="t" o:hrnoshade="t" o:hr="t" fillcolor="gray" stroked="f"/>
+          <v:rect id="_x0000_i1028" style="width:0;height:1.5pt" o:hralign="center" o:hrstd="t" o:hrnoshade="t" o:hr="t" fillcolor="gray" stroked="f"/>
         </w:pict>
       </w:r>
     </w:p>
@@ -279,13 +295,30 @@
           <w:b/>
           <w:bCs/>
         </w:rPr>
-        <w:t>2. Análisis de Sucesiones (Loops y Aritmética)</w:t>
+        <w:t>2. Análisis de Sucesiones (</w:t>
+      </w:r>
+      <w:proofErr w:type="spellStart"/>
+      <w:r>
+        <w:rPr>
+          <w:b/>
+          <w:bCs/>
+        </w:rPr>
+        <w:t>Loops</w:t>
+      </w:r>
+      <w:proofErr w:type="spellEnd"/>
+      <w:r>
+        <w:rPr>
+          <w:b/>
+          <w:bCs/>
+        </w:rPr>
+        <w:t xml:space="preserve"> y Aritmética)</w:t>
       </w:r>
     </w:p>
     <w:p>
       <w:r>
         <w:t xml:space="preserve">En Cálculo Diferencial, es común analizar el comportamiento de sucesiones. Diseñe un script que utilice un bucle </w:t>
       </w:r>
+      <w:proofErr w:type="spellStart"/>
       <w:r>
         <w:rPr>
           <w:b/>
@@ -293,9 +326,11 @@
         </w:rPr>
         <w:t>while</w:t>
       </w:r>
+      <w:proofErr w:type="spellEnd"/>
       <w:r>
         <w:t xml:space="preserve"> o </w:t>
       </w:r>
+      <w:proofErr w:type="spellStart"/>
       <w:r>
         <w:rPr>
           <w:b/>
@@ -303,6 +338,7 @@
         </w:rPr>
         <w:t>for</w:t>
       </w:r>
+      <w:proofErr w:type="spellEnd"/>
       <w:r>
         <w:t xml:space="preserve"> para calcular la suma de los primeros </w:t>
       </w:r>
@@ -318,12 +354,37 @@
       </w:r>
     </w:p>
     <w:p>
-      <w:r>
-        <w:rPr>
-          <w:b/>
-          <w:bCs/>
-        </w:rPr>
-        <w:t>S_n = Sumatoria desde k=1 hasta N de: ((-1)^k) * (k / (2k + 1))</w:t>
+      <w:proofErr w:type="spellStart"/>
+      <w:r>
+        <w:rPr>
+          <w:b/>
+          <w:bCs/>
+        </w:rPr>
+        <w:t>S_n</w:t>
+      </w:r>
+      <w:proofErr w:type="spellEnd"/>
+      <w:r>
+        <w:rPr>
+          <w:b/>
+          <w:bCs/>
+        </w:rPr>
+        <w:t xml:space="preserve"> = Sumatoria desde k=1 hasta N de: ((-</w:t>
+      </w:r>
+      <w:proofErr w:type="gramStart"/>
+      <w:r>
+        <w:rPr>
+          <w:b/>
+          <w:bCs/>
+        </w:rPr>
+        <w:t>1)^</w:t>
+      </w:r>
+      <w:proofErr w:type="gramEnd"/>
+      <w:r>
+        <w:rPr>
+          <w:b/>
+          <w:bCs/>
+        </w:rPr>
+        <w:t>k) * (k / (2k + 1))</w:t>
       </w:r>
     </w:p>
     <w:p>
@@ -356,7 +417,7 @@
     <w:p>
       <w:r>
         <w:pict w14:anchorId="7933DBA0">
-          <v:rect id="_x0000_i1077" style="width:0;height:1.5pt" o:hralign="center" o:hrstd="t" o:hrnoshade="t" o:hr="t" fillcolor="gray" stroked="f"/>
+          <v:rect id="_x0000_i1029" style="width:0;height:1.5pt" o:hralign="center" o:hrstd="t" o:hrnoshade="t" o:hr="t" fillcolor="gray" stroked="f"/>
         </w:pict>
       </w:r>
     </w:p>
@@ -367,12 +428,165 @@
           <w:bCs/>
         </w:rPr>
       </w:pPr>
-      <w:r>
-        <w:rPr>
-          <w:b/>
-          <w:bCs/>
-        </w:rPr>
-        <w:t>3. Optimización de Datos (Loops y Estructuras de Datos)</w:t>
+    </w:p>
+    <w:p>
+      <w:pPr>
+        <w:rPr>
+          <w:b/>
+          <w:bCs/>
+        </w:rPr>
+      </w:pPr>
+    </w:p>
+    <w:p>
+      <w:pPr>
+        <w:rPr>
+          <w:b/>
+          <w:bCs/>
+        </w:rPr>
+      </w:pPr>
+    </w:p>
+    <w:p>
+      <w:pPr>
+        <w:rPr>
+          <w:b/>
+          <w:bCs/>
+        </w:rPr>
+      </w:pPr>
+    </w:p>
+    <w:p>
+      <w:pPr>
+        <w:rPr>
+          <w:b/>
+          <w:bCs/>
+        </w:rPr>
+      </w:pPr>
+    </w:p>
+    <w:p>
+      <w:pPr>
+        <w:rPr>
+          <w:b/>
+          <w:bCs/>
+        </w:rPr>
+      </w:pPr>
+    </w:p>
+    <w:p>
+      <w:pPr>
+        <w:rPr>
+          <w:b/>
+          <w:bCs/>
+        </w:rPr>
+      </w:pPr>
+    </w:p>
+    <w:p>
+      <w:pPr>
+        <w:rPr>
+          <w:b/>
+          <w:bCs/>
+        </w:rPr>
+      </w:pPr>
+    </w:p>
+    <w:p>
+      <w:pPr>
+        <w:rPr>
+          <w:b/>
+          <w:bCs/>
+        </w:rPr>
+      </w:pPr>
+    </w:p>
+    <w:p>
+      <w:pPr>
+        <w:rPr>
+          <w:b/>
+          <w:bCs/>
+        </w:rPr>
+      </w:pPr>
+    </w:p>
+    <w:p>
+      <w:pPr>
+        <w:rPr>
+          <w:b/>
+          <w:bCs/>
+        </w:rPr>
+      </w:pPr>
+    </w:p>
+    <w:p>
+      <w:pPr>
+        <w:rPr>
+          <w:b/>
+          <w:bCs/>
+        </w:rPr>
+      </w:pPr>
+    </w:p>
+    <w:p>
+      <w:pPr>
+        <w:rPr>
+          <w:b/>
+          <w:bCs/>
+        </w:rPr>
+      </w:pPr>
+    </w:p>
+    <w:p>
+      <w:pPr>
+        <w:rPr>
+          <w:b/>
+          <w:bCs/>
+        </w:rPr>
+      </w:pPr>
+    </w:p>
+    <w:p>
+      <w:pPr>
+        <w:rPr>
+          <w:b/>
+          <w:bCs/>
+        </w:rPr>
+      </w:pPr>
+    </w:p>
+    <w:p>
+      <w:pPr>
+        <w:rPr>
+          <w:b/>
+          <w:bCs/>
+        </w:rPr>
+      </w:pPr>
+    </w:p>
+    <w:p>
+      <w:pPr>
+        <w:rPr>
+          <w:b/>
+          <w:bCs/>
+        </w:rPr>
+      </w:pPr>
+    </w:p>
+    <w:p>
+      <w:pPr>
+        <w:rPr>
+          <w:b/>
+          <w:bCs/>
+        </w:rPr>
+      </w:pPr>
+      <w:r>
+        <w:rPr>
+          <w:b/>
+          <w:bCs/>
+        </w:rPr>
+        <w:lastRenderedPageBreak/>
+        <w:t>3. Optimización de Datos (</w:t>
+      </w:r>
+      <w:proofErr w:type="spellStart"/>
+      <w:r>
+        <w:rPr>
+          <w:b/>
+          <w:bCs/>
+        </w:rPr>
+        <w:t>Loops</w:t>
+      </w:r>
+      <w:proofErr w:type="spellEnd"/>
+      <w:r>
+        <w:rPr>
+          <w:b/>
+          <w:bCs/>
+        </w:rPr>
+        <w:t xml:space="preserve"> y Estructuras de Datos)</w:t>
       </w:r>
     </w:p>
     <w:p>
@@ -388,7 +602,28 @@
         </w:numPr>
       </w:pPr>
       <w:r>
-        <w:t>Encuentre el valor máximo y el valor mínimo (sin usar las funciones max() o min() de Python).</w:t>
+        <w:t xml:space="preserve">Encuentre el valor máximo y el valor mínimo (sin usar las funciones </w:t>
+      </w:r>
+      <w:proofErr w:type="spellStart"/>
+      <w:proofErr w:type="gramStart"/>
+      <w:r>
+        <w:t>max</w:t>
+      </w:r>
+      <w:proofErr w:type="spellEnd"/>
+      <w:r>
+        <w:t>(</w:t>
+      </w:r>
+      <w:proofErr w:type="gramEnd"/>
+      <w:r>
+        <w:t xml:space="preserve">) o </w:t>
+      </w:r>
+      <w:proofErr w:type="gramStart"/>
+      <w:r>
+        <w:t>min(</w:t>
+      </w:r>
+      <w:proofErr w:type="gramEnd"/>
+      <w:r>
+        <w:t>) de Python).</w:t>
       </w:r>
     </w:p>
     <w:p>
@@ -419,13 +654,45 @@
           <w:i/>
           <w:iCs/>
         </w:rPr>
-        <w:t>Contexto: Esta es la base para el pre-procesamiento de datos en Data Science.</w:t>
+        <w:t xml:space="preserve">Contexto: Esta es la base para el </w:t>
+      </w:r>
+      <w:proofErr w:type="spellStart"/>
+      <w:r>
+        <w:rPr>
+          <w:i/>
+          <w:iCs/>
+        </w:rPr>
+        <w:t>pre-procesamiento</w:t>
+      </w:r>
+      <w:proofErr w:type="spellEnd"/>
+      <w:r>
+        <w:rPr>
+          <w:i/>
+          <w:iCs/>
+        </w:rPr>
+        <w:t xml:space="preserve"> de datos en Data </w:t>
+      </w:r>
+      <w:proofErr w:type="spellStart"/>
+      <w:r>
+        <w:rPr>
+          <w:i/>
+          <w:iCs/>
+        </w:rPr>
+        <w:t>Science</w:t>
+      </w:r>
+      <w:proofErr w:type="spellEnd"/>
+      <w:r>
+        <w:rPr>
+          <w:i/>
+          <w:iCs/>
+        </w:rPr>
+        <w:t>.</w:t>
       </w:r>
     </w:p>
     <w:p>
       <w:r>
         <w:pict w14:anchorId="557D7313">
-          <v:rect id="_x0000_i1078" style="width:0;height:1.5pt" o:hralign="center" o:hrstd="t" o:hrnoshade="t" o:hr="t" fillcolor="gray" stroked="f"/>
+          <v:rect id="_x0000_i1030" style="width:0;height:1.5pt" o:hralign="center" o:hrstd="t" o:hrnoshade="t" o:hr="t" fillcolor="gray" stroked="f"/>
         </w:pict>
       </w:r>
     </w:p>
@@ -436,11 +703,148 @@
           <w:bCs/>
         </w:rPr>
       </w:pPr>
-      <w:r>
-        <w:rPr>
-          <w:b/>
-          <w:bCs/>
-        </w:rPr>
+    </w:p>
+    <w:p>
+      <w:pPr>
+        <w:rPr>
+          <w:b/>
+          <w:bCs/>
+        </w:rPr>
+      </w:pPr>
+    </w:p>
+    <w:p>
+      <w:pPr>
+        <w:rPr>
+          <w:b/>
+          <w:bCs/>
+        </w:rPr>
+      </w:pPr>
+    </w:p>
+    <w:p>
+      <w:pPr>
+        <w:rPr>
+          <w:b/>
+          <w:bCs/>
+        </w:rPr>
+      </w:pPr>
+    </w:p>
+    <w:p>
+      <w:pPr>
+        <w:rPr>
+          <w:b/>
+          <w:bCs/>
+        </w:rPr>
+      </w:pPr>
+    </w:p>
+    <w:p>
+      <w:pPr>
+        <w:rPr>
+          <w:b/>
+          <w:bCs/>
+        </w:rPr>
+      </w:pPr>
+    </w:p>
+    <w:p>
+      <w:pPr>
+        <w:rPr>
+          <w:b/>
+          <w:bCs/>
+        </w:rPr>
+      </w:pPr>
+    </w:p>
+    <w:p>
+      <w:pPr>
+        <w:rPr>
+          <w:b/>
+          <w:bCs/>
+        </w:rPr>
+      </w:pPr>
+    </w:p>
+    <w:p>
+      <w:pPr>
+        <w:rPr>
+          <w:b/>
+          <w:bCs/>
+        </w:rPr>
+      </w:pPr>
+    </w:p>
+    <w:p>
+      <w:pPr>
+        <w:rPr>
+          <w:b/>
+          <w:bCs/>
+        </w:rPr>
+      </w:pPr>
+    </w:p>
+    <w:p>
+      <w:pPr>
+        <w:rPr>
+          <w:b/>
+          <w:bCs/>
+        </w:rPr>
+      </w:pPr>
+    </w:p>
+    <w:p>
+      <w:pPr>
+        <w:rPr>
+          <w:b/>
+          <w:bCs/>
+        </w:rPr>
+      </w:pPr>
+    </w:p>
+    <w:p>
+      <w:pPr>
+        <w:rPr>
+          <w:b/>
+          <w:bCs/>
+        </w:rPr>
+      </w:pPr>
+    </w:p>
+    <w:p>
+      <w:pPr>
+        <w:rPr>
+          <w:b/>
+          <w:bCs/>
+        </w:rPr>
+      </w:pPr>
+    </w:p>
+    <w:p>
+      <w:pPr>
+        <w:rPr>
+          <w:b/>
+          <w:bCs/>
+        </w:rPr>
+      </w:pPr>
+    </w:p>
+    <w:p>
+      <w:pPr>
+        <w:rPr>
+          <w:b/>
+          <w:bCs/>
+        </w:rPr>
+      </w:pPr>
+    </w:p>
+    <w:p>
+      <w:pPr>
+        <w:rPr>
+          <w:b/>
+          <w:bCs/>
+        </w:rPr>
+      </w:pPr>
+    </w:p>
+    <w:p>
+      <w:pPr>
+        <w:rPr>
+          <w:b/>
+          <w:bCs/>
+        </w:rPr>
+      </w:pPr>
+      <w:r>
+        <w:rPr>
+          <w:b/>
+          <w:bCs/>
+        </w:rPr>
+        <w:lastRenderedPageBreak/>
         <w:t>4. Álgebra Lineal Computacional (Funciones)</w:t>
       </w:r>
     </w:p>
@@ -448,12 +852,21 @@
       <w:r>
         <w:t xml:space="preserve">Defina una función llamada </w:t>
       </w:r>
-      <w:r>
-        <w:rPr>
-          <w:b/>
-          <w:bCs/>
-        </w:rPr>
-        <w:t>verificar_simetria(matriz)</w:t>
+      <w:proofErr w:type="spellStart"/>
+      <w:r>
+        <w:rPr>
+          <w:b/>
+          <w:bCs/>
+        </w:rPr>
+        <w:t>verificar_simetria</w:t>
+      </w:r>
+      <w:proofErr w:type="spellEnd"/>
+      <w:r>
+        <w:rPr>
+          <w:b/>
+          <w:bCs/>
+        </w:rPr>
+        <w:t>(matriz)</w:t>
       </w:r>
       <w:r>
         <w:t xml:space="preserve"> que reciba como parámetro una lista de listas (representando una matriz cuadrada de n x n). La función debe devolver </w:t>
@@ -504,7 +917,7 @@
     <w:p>
       <w:r>
         <w:pict w14:anchorId="48B473BF">
-          <v:rect id="_x0000_i1079" style="width:0;height:1.5pt" o:hralign="center" o:hrstd="t" o:hrnoshade="t" o:hr="t" fillcolor="gray" stroked="f"/>
+          <v:rect id="_x0000_i1031" style="width:0;height:1.5pt" o:hralign="center" o:hrstd="t" o:hrnoshade="t" o:hr="t" fillcolor="gray" stroked="f"/>
         </w:pict>
       </w:r>
     </w:p>
@@ -515,28 +928,213 @@
           <w:bCs/>
         </w:rPr>
       </w:pPr>
-      <w:r>
-        <w:rPr>
-          <w:b/>
-          <w:bCs/>
-        </w:rPr>
+    </w:p>
+    <w:p>
+      <w:pPr>
+        <w:rPr>
+          <w:b/>
+          <w:bCs/>
+        </w:rPr>
+      </w:pPr>
+    </w:p>
+    <w:p>
+      <w:pPr>
+        <w:rPr>
+          <w:b/>
+          <w:bCs/>
+        </w:rPr>
+      </w:pPr>
+    </w:p>
+    <w:p>
+      <w:pPr>
+        <w:rPr>
+          <w:b/>
+          <w:bCs/>
+        </w:rPr>
+      </w:pPr>
+    </w:p>
+    <w:p>
+      <w:pPr>
+        <w:rPr>
+          <w:b/>
+          <w:bCs/>
+        </w:rPr>
+      </w:pPr>
+    </w:p>
+    <w:p>
+      <w:pPr>
+        <w:rPr>
+          <w:b/>
+          <w:bCs/>
+        </w:rPr>
+      </w:pPr>
+    </w:p>
+    <w:p>
+      <w:pPr>
+        <w:rPr>
+          <w:b/>
+          <w:bCs/>
+        </w:rPr>
+      </w:pPr>
+    </w:p>
+    <w:p>
+      <w:pPr>
+        <w:rPr>
+          <w:b/>
+          <w:bCs/>
+        </w:rPr>
+      </w:pPr>
+    </w:p>
+    <w:p>
+      <w:pPr>
+        <w:rPr>
+          <w:b/>
+          <w:bCs/>
+        </w:rPr>
+      </w:pPr>
+    </w:p>
+    <w:p>
+      <w:pPr>
+        <w:rPr>
+          <w:b/>
+          <w:bCs/>
+        </w:rPr>
+      </w:pPr>
+    </w:p>
+    <w:p>
+      <w:pPr>
+        <w:rPr>
+          <w:b/>
+          <w:bCs/>
+        </w:rPr>
+      </w:pPr>
+    </w:p>
+    <w:p>
+      <w:pPr>
+        <w:rPr>
+          <w:b/>
+          <w:bCs/>
+        </w:rPr>
+      </w:pPr>
+    </w:p>
+    <w:p>
+      <w:pPr>
+        <w:rPr>
+          <w:b/>
+          <w:bCs/>
+        </w:rPr>
+      </w:pPr>
+    </w:p>
+    <w:p>
+      <w:pPr>
+        <w:rPr>
+          <w:b/>
+          <w:bCs/>
+        </w:rPr>
+      </w:pPr>
+    </w:p>
+    <w:p>
+      <w:pPr>
+        <w:rPr>
+          <w:b/>
+          <w:bCs/>
+        </w:rPr>
+      </w:pPr>
+    </w:p>
+    <w:p>
+      <w:pPr>
+        <w:rPr>
+          <w:b/>
+          <w:bCs/>
+        </w:rPr>
+      </w:pPr>
+    </w:p>
+    <w:p>
+      <w:pPr>
+        <w:rPr>
+          <w:b/>
+          <w:bCs/>
+        </w:rPr>
+      </w:pPr>
+    </w:p>
+    <w:p>
+      <w:pPr>
+        <w:rPr>
+          <w:b/>
+          <w:bCs/>
+        </w:rPr>
+      </w:pPr>
+    </w:p>
+    <w:p>
+      <w:pPr>
+        <w:rPr>
+          <w:b/>
+          <w:bCs/>
+        </w:rPr>
+      </w:pPr>
+    </w:p>
+    <w:p>
+      <w:pPr>
+        <w:rPr>
+          <w:b/>
+          <w:bCs/>
+        </w:rPr>
+      </w:pPr>
+      <w:r>
+        <w:rPr>
+          <w:b/>
+          <w:bCs/>
+        </w:rPr>
+        <w:lastRenderedPageBreak/>
         <w:t>5. Modelado Matemático y Modularidad (Funciones y Lógica)</w:t>
       </w:r>
     </w:p>
     <w:p>
       <w:r>
-        <w:lastRenderedPageBreak/>
         <w:t xml:space="preserve">En el estudio de funciones, es vital identificar puntos críticos. Diseñe una función llamada </w:t>
       </w:r>
-      <w:r>
-        <w:rPr>
-          <w:b/>
-          <w:bCs/>
-        </w:rPr>
-        <w:t>evaluar_cuadratica(a, b, c)</w:t>
-      </w:r>
-      <w:r>
-        <w:t xml:space="preserve"> que reciba los coeficientes de un polinomio de grado 2 (ax^2 + bx + c). La función debe realizar lo siguiente:</w:t>
+      <w:proofErr w:type="spellStart"/>
+      <w:r>
+        <w:rPr>
+          <w:b/>
+          <w:bCs/>
+        </w:rPr>
+        <w:t>evaluar_</w:t>
+      </w:r>
+      <w:proofErr w:type="gramStart"/>
+      <w:r>
+        <w:rPr>
+          <w:b/>
+          <w:bCs/>
+        </w:rPr>
+        <w:t>cuadratica</w:t>
+      </w:r>
+      <w:proofErr w:type="spellEnd"/>
+      <w:r>
+        <w:rPr>
+          <w:b/>
+          <w:bCs/>
+        </w:rPr>
+        <w:t>(</w:t>
+      </w:r>
+      <w:proofErr w:type="gramEnd"/>
+      <w:r>
+        <w:rPr>
+          <w:b/>
+          <w:bCs/>
+        </w:rPr>
+        <w:t>a, b, c)</w:t>
+      </w:r>
+      <w:r>
+        <w:t xml:space="preserve"> que reciba los coeficientes de un polinomio de grado 2 (ax^2 + </w:t>
+      </w:r>
+      <w:proofErr w:type="spellStart"/>
+      <w:r>
+        <w:t>bx</w:t>
+      </w:r>
+      <w:proofErr w:type="spellEnd"/>
+      <w:r>
+        <w:t xml:space="preserve"> + c). La función debe realizar lo siguiente:</w:t>
       </w:r>
     </w:p>
     <w:p>
@@ -595,7 +1193,7 @@
     <w:p>
       <w:r>
         <w:pict w14:anchorId="4DC94A0A">
-          <v:rect id="_x0000_i1080" style="width:0;height:1.5pt" o:hralign="center" o:hrstd="t" o:hrnoshade="t" o:hr="t" fillcolor="gray" stroked="f"/>
+          <v:rect id="_x0000_i1032" style="width:0;height:1.5pt" o:hralign="center" o:hrstd="t" o:hrnoshade="t" o:hr="t" fillcolor="gray" stroked="f"/>
         </w:pict>
       </w:r>
     </w:p>
@@ -608,7 +1206,15 @@
         <w:t>Nota:</w:t>
       </w:r>
       <w:r>
-        <w:t xml:space="preserve"> Recuerde que en Python la indentación no es opcional; es parte de la sintaxis lógica de sus condicionales y bucles. ¡Muchos éxitos!</w:t>
+        <w:t xml:space="preserve"> Recuerde que en Python la </w:t>
+      </w:r>
+      <w:proofErr w:type="spellStart"/>
+      <w:r>
+        <w:t>indentación</w:t>
+      </w:r>
+      <w:proofErr w:type="spellEnd"/>
+      <w:r>
+        <w:t xml:space="preserve"> no es opcional; es parte de la sintaxis lógica de sus condicionales y bucles. ¡Muchos éxitos!</w:t>
       </w:r>
     </w:p>
     <w:p/>
@@ -1882,6 +2488,7 @@
   <w:style w:type="character" w:default="1" w:styleId="Fuentedeprrafopredeter">
     <w:name w:val="Default Paragraph Font"/>
     <w:uiPriority w:val="1"/>
+    <w:semiHidden/>
     <w:unhideWhenUsed/>
   </w:style>
   <w:style w:type="table" w:default="1" w:styleId="Tablanormal">
